--- a/india_monitor_data/rag/documents/Weather_Policies/Chennai_Weather_Protocol.docx
+++ b/india_monitor_data/rag/documents/Weather_Policies/Chennai_Weather_Protocol.docx
@@ -13,7 +13,7 @@
     </w:p>
     <w:p>
       <w:r>
-        <w:t>Generated: 2026-08-31 20:08:20</w:t>
+        <w:t>Generated: 2026-08-31 20:26:18</w:t>
       </w:r>
     </w:p>
     <w:p>
@@ -33,6 +33,22 @@
     <w:p>
       <w:r>
         <w:t>This document outlines severe weather protocols for Chennai based on historical weather alert patterns. It provides guidance for the O2C Delivery Risk Copilot on when to apply Force Majeure clauses, reroute shipments, and notify stakeholders.</w:t>
+      </w:r>
+    </w:p>
+    <w:p>
+      <w:pPr>
+        <w:pStyle w:val="Heading2"/>
+      </w:pPr>
+      <w:r>
+        <w:t>AI Cold-Chain &amp; Severe Weather Risk Directive (Qwen2.5 Synthesized)</w:t>
+      </w:r>
+    </w:p>
+    <w:p>
+      <w:r>
+        <w:t>Given the current weather conditions in Chennai, with temperatures around 35°C and strong winds, there are significant risks associated with temperature degradation for cold-chain logistics. The high ambient temperatures can lead to rapid temperature increases within the cargo, potentially compromising the integrity of temperature-sensitive pharmaceuticals and other perishable goods. To mitigate these risks, it is imperative to ensure that all cold storage units and refrigerated vehicles are functioning optimally and that the temperature inside the vehicles is closely monitored. Any deviations from the required temperature ranges should be immediately addressed to prevent spoilage or degradation of the cargo.</w:t>
+        <w:br/>
+        <w:br/>
+        <w:t>For fleet safety, the strong winds pose a direct threat to the operation of refrigerated vehicles, particularly if they are not properly secured or if the cargo units are not adequately insulated. Operational directives should include a review of vehicle stability and securing measures to prevent any potential accidents. Additionally, all drivers should be briefed on the current weather conditions and advised to maintain a safe speed and distance from other vehicles. In the event of severe weather, the fleet should be prepared to implement a temporary hold protocol, where vehicles are parked in secure, sheltered areas to avoid damage. Carrier Service Level Agreements (SLAs) should be reviewed to determine the eligibility for force majeure in such conditions, ensuring that any delays or disruptions are documented and communicated transparently to all stakeholders.</w:t>
       </w:r>
     </w:p>
     <w:p>

--- a/india_monitor_data/rag/documents/Weather_Policies/Chennai_Weather_Protocol.docx
+++ b/india_monitor_data/rag/documents/Weather_Policies/Chennai_Weather_Protocol.docx
@@ -8,47 +8,16 @@
         <w:jc w:val="center"/>
       </w:pPr>
       <w:r>
-        <w:t>Chennai Severe Weather Protocol</w:t>
+        <w:t>CHENNAI SEVERE WEATHER PROTOCOL &amp; FREIGHT ADJUDICATION MATRIX</w:t>
       </w:r>
     </w:p>
     <w:p>
       <w:r>
-        <w:t>Generated: 2026-08-31 20:26:18</w:t>
-      </w:r>
-    </w:p>
-    <w:p>
-      <w:r>
-        <w:t>Total Alerts Analyzed: 2</w:t>
-      </w:r>
-    </w:p>
-    <w:p/>
-    <w:p>
-      <w:pPr>
-        <w:pStyle w:val="Heading1"/>
-      </w:pPr>
-      <w:r>
-        <w:t>Executive Summary</w:t>
-      </w:r>
-    </w:p>
-    <w:p>
-      <w:r>
-        <w:t>This document outlines severe weather protocols for Chennai based on historical weather alert patterns. It provides guidance for the O2C Delivery Risk Copilot on when to apply Force Majeure clauses, reroute shipments, and notify stakeholders.</w:t>
-      </w:r>
-    </w:p>
-    <w:p>
-      <w:pPr>
-        <w:pStyle w:val="Heading2"/>
-      </w:pPr>
-      <w:r>
-        <w:t>AI Cold-Chain &amp; Severe Weather Risk Directive (Qwen2.5 Synthesized)</w:t>
-      </w:r>
-    </w:p>
-    <w:p>
-      <w:r>
-        <w:t>Given the current weather conditions in Chennai, with temperatures around 35°C and strong winds, there are significant risks associated with temperature degradation for cold-chain logistics. The high ambient temperatures can lead to rapid temperature increases within the cargo, potentially compromising the integrity of temperature-sensitive pharmaceuticals and other perishable goods. To mitigate these risks, it is imperative to ensure that all cold storage units and refrigerated vehicles are functioning optimally and that the temperature inside the vehicles is closely monitored. Any deviations from the required temperature ranges should be immediately addressed to prevent spoilage or degradation of the cargo.</w:t>
+        <w:t>Monitored Logistics Hub: Chennai Commercial Logistics Corridor</w:t>
         <w:br/>
+        <w:t>Generated: 2026-08-31 20:57:29 | Total Telemetry Events Analyzed: 2</w:t>
         <w:br/>
-        <w:t>For fleet safety, the strong winds pose a direct threat to the operation of refrigerated vehicles, particularly if they are not properly secured or if the cargo units are not adequately insulated. Operational directives should include a review of vehicle stability and securing measures to prevent any potential accidents. Additionally, all drivers should be briefed on the current weather conditions and advised to maintain a safe speed and distance from other vehicles. In the event of severe weather, the fleet should be prepared to implement a temporary hold protocol, where vehicles are parked in secure, sheltered areas to avoid damage. Carrier Service Level Agreements (SLAs) should be reviewed to determine the eligibility for force majeure in such conditions, ensuring that any delays or disruptions are documented and communicated transparently to all stakeholders.</w:t>
+        <w:t>Observed Telemetry Extremes: Peak Temp: 35.0°C | Peak Wind: 16.1 m/s | Peak Rain: 0.0 mm/h | Min Visibility: 10.00 km</w:t>
       </w:r>
     </w:p>
     <w:p>
@@ -56,53 +25,16 @@
         <w:pStyle w:val="Heading1"/>
       </w:pPr>
       <w:r>
-        <w:t>Severe Weather Thresholds</w:t>
+        <w:t>1. EXTRACTED METEOROLOGICAL INSIGHTS &amp; EXPOSURE PROFILE</w:t>
       </w:r>
     </w:p>
     <w:p>
       <w:r>
-        <w:t>The following conditions trigger automatic Copilot alerts:</w:t>
-      </w:r>
-    </w:p>
-    <w:p>
-      <w:r>
-        <w:rPr>
-          <w:b/>
-        </w:rPr>
-        <w:t xml:space="preserve">🌡️  Extreme Heat: </w:t>
-      </w:r>
-      <w:r>
-        <w:t>Temperature &gt; 40°C</w:t>
+        <w:t>• Primary Hazard Vector: Gale Force Crosswinds (16.1 m/s) recorded in Chennai logistics cluster.</w:t>
         <w:br/>
-      </w:r>
-      <w:r>
-        <w:rPr>
-          <w:b/>
-        </w:rPr>
-        <w:t xml:space="preserve">💨 High Wind: </w:t>
-      </w:r>
-      <w:r>
-        <w:t>Wind Speed &gt; 15 m/s</w:t>
+        <w:t>• Secondary Hazard Vector: Ambient atmospheric stress causing transit velocity degradation and cargo vulnerability.</w:t>
         <w:br/>
-      </w:r>
-      <w:r>
-        <w:rPr>
-          <w:b/>
-        </w:rPr>
-        <w:t xml:space="preserve">🌧️  Heavy Rain: </w:t>
-      </w:r>
-      <w:r>
-        <w:t>Rainfall &gt; 20mm/hr</w:t>
-        <w:br/>
-      </w:r>
-      <w:r>
-        <w:rPr>
-          <w:b/>
-        </w:rPr>
-        <w:t xml:space="preserve">🌫️  Low Visibility: </w:t>
-      </w:r>
-      <w:r>
-        <w:t>Visibility &lt; 1km</w:t>
+        <w:t>• Critical Risk Window: Elevated highway exposure, linehaul velocity reduction (-25% to -40%), and thermal/moisture packaging stress.</w:t>
       </w:r>
     </w:p>
     <w:p>
@@ -110,29 +42,225 @@
         <w:pStyle w:val="Heading1"/>
       </w:pPr>
       <w:r>
-        <w:t>Recent Chennai Weather Alerts</w:t>
+        <w:t>2. LOGISTICS CORRIDOR &amp; CHOKE POINT RISK MATRIX</w:t>
       </w:r>
     </w:p>
+    <w:tbl>
+      <w:tblPr>
+        <w:tblStyle w:val="TableGrid"/>
+        <w:tblW w:type="auto" w:w="0"/>
+        <w:tblLook w:firstColumn="1" w:firstRow="1" w:lastColumn="0" w:lastRow="0" w:noHBand="0" w:noVBand="1" w:val="04A0"/>
+      </w:tblPr>
+      <w:tblGrid>
+        <w:gridCol w:w="2160"/>
+        <w:gridCol w:w="2160"/>
+        <w:gridCol w:w="2160"/>
+        <w:gridCol w:w="2160"/>
+      </w:tblGrid>
+      <w:tr>
+        <w:tc>
+          <w:tcPr>
+            <w:tcW w:type="dxa" w:w="2160"/>
+          </w:tcPr>
+          <w:p>
+            <w:r>
+              <w:t>Logistics Corridor / Choke Point</w:t>
+            </w:r>
+          </w:p>
+        </w:tc>
+        <w:tc>
+          <w:tcPr>
+            <w:tcW w:type="dxa" w:w="2160"/>
+          </w:tcPr>
+          <w:p>
+            <w:r>
+              <w:t>Hazard Level</w:t>
+            </w:r>
+          </w:p>
+        </w:tc>
+        <w:tc>
+          <w:tcPr>
+            <w:tcW w:type="dxa" w:w="2160"/>
+          </w:tcPr>
+          <w:p>
+            <w:r>
+              <w:t>Vulnerability Profile</w:t>
+            </w:r>
+          </w:p>
+        </w:tc>
+        <w:tc>
+          <w:tcPr>
+            <w:tcW w:type="dxa" w:w="2160"/>
+          </w:tcPr>
+          <w:p>
+            <w:r>
+              <w:t>Mandatory Fleet Directive</w:t>
+            </w:r>
+          </w:p>
+        </w:tc>
+      </w:tr>
+      <w:tr>
+        <w:tc>
+          <w:tcPr>
+            <w:tcW w:type="dxa" w:w="2160"/>
+          </w:tcPr>
+          <w:p>
+            <w:r>
+              <w:t>NH-16 (Chennai-Kolkata Corridor)</w:t>
+            </w:r>
+          </w:p>
+        </w:tc>
+        <w:tc>
+          <w:tcPr>
+            <w:tcW w:type="dxa" w:w="2160"/>
+          </w:tcPr>
+          <w:p>
+            <w:r>
+              <w:t>🟡 MODERATE</w:t>
+            </w:r>
+          </w:p>
+        </w:tc>
+        <w:tc>
+          <w:tcPr>
+            <w:tcW w:type="dxa" w:w="2160"/>
+          </w:tcPr>
+          <w:p>
+            <w:r>
+              <w:t>Coastal monsoon flooding &amp; road submergence</w:t>
+            </w:r>
+          </w:p>
+        </w:tc>
+        <w:tc>
+          <w:tcPr>
+            <w:tcW w:type="dxa" w:w="2160"/>
+          </w:tcPr>
+          <w:p>
+            <w:r>
+              <w:t>Divert linehauls to elevated bypass; enforce SAP QA Hold Stock 'S'.</w:t>
+            </w:r>
+          </w:p>
+        </w:tc>
+      </w:tr>
+      <w:tr>
+        <w:tc>
+          <w:tcPr>
+            <w:tcW w:type="dxa" w:w="2160"/>
+          </w:tcPr>
+          <w:p>
+            <w:r>
+              <w:t>Sriperumbudur Industrial Hub</w:t>
+            </w:r>
+          </w:p>
+        </w:tc>
+        <w:tc>
+          <w:tcPr>
+            <w:tcW w:type="dxa" w:w="2160"/>
+          </w:tcPr>
+          <w:p>
+            <w:r>
+              <w:t>🟡 MODERATE</w:t>
+            </w:r>
+          </w:p>
+        </w:tc>
+        <w:tc>
+          <w:tcPr>
+            <w:tcW w:type="dxa" w:w="2160"/>
+          </w:tcPr>
+          <w:p>
+            <w:r>
+              <w:t>Heavy commercial container traffic</w:t>
+            </w:r>
+          </w:p>
+        </w:tc>
+        <w:tc>
+          <w:tcPr>
+            <w:tcW w:type="dxa" w:w="2160"/>
+          </w:tcPr>
+          <w:p>
+            <w:r>
+              <w:t>Schedule dispatch during off-peak windows (22:00-06:00).</w:t>
+            </w:r>
+          </w:p>
+        </w:tc>
+      </w:tr>
+      <w:tr>
+        <w:tc>
+          <w:tcPr>
+            <w:tcW w:type="dxa" w:w="2160"/>
+          </w:tcPr>
+          <w:p>
+            <w:r>
+              <w:t>Chennai Port Trust Terminal Gates</w:t>
+            </w:r>
+          </w:p>
+        </w:tc>
+        <w:tc>
+          <w:tcPr>
+            <w:tcW w:type="dxa" w:w="2160"/>
+          </w:tcPr>
+          <w:p>
+            <w:r>
+              <w:t>🟡 MODERATE</w:t>
+            </w:r>
+          </w:p>
+        </w:tc>
+        <w:tc>
+          <w:tcPr>
+            <w:tcW w:type="dxa" w:w="2160"/>
+          </w:tcPr>
+          <w:p>
+            <w:r>
+              <w:t>Coastal high humidity &amp; container salt spray</w:t>
+            </w:r>
+          </w:p>
+        </w:tc>
+        <w:tc>
+          <w:tcPr>
+            <w:tcW w:type="dxa" w:w="2160"/>
+          </w:tcPr>
+          <w:p>
+            <w:r>
+              <w:t>Mandatory desiccants inside shipping containers.</w:t>
+            </w:r>
+          </w:p>
+        </w:tc>
+      </w:tr>
+    </w:tbl>
+    <w:p/>
     <w:p>
       <w:pPr>
-        <w:pStyle w:val="Heading2"/>
+        <w:pStyle w:val="Heading1"/>
       </w:pPr>
       <w:r>
-        <w:t>High Wind &amp; Gale Warning Protocol</w:t>
+        <w:t>3. BINDING OPERATIONAL &amp; QUALITY ASSURANCE (QA) DIRECTIVES</w:t>
       </w:r>
     </w:p>
     <w:p>
       <w:r>
-        <w:t>💨 2 high wind events recorded. Peak: 16.1 m/s in Chennai.</w:t>
+        <w:t>[RULE-W-CHE-01] TRAILER EQUIPMENT &amp; FLEET RESTRICTION:</w:t>
+        <w:br/>
+        <w:t xml:space="preserve">  Wind speed &gt;= 15.0 m/s or heavy rain &gt;= 20.0 mm/h mandates immediate suspension of high-cube curtain-sided trailers (&gt;3.0m height). Dispatch must substitute low-profile rigid trucks.</w:t>
       </w:r>
     </w:p>
     <w:p>
       <w:r>
-        <w:t>• Transit Safety: High crosswinds exceeding 15.0 m/s pose rollover hazards for high-cube curtain-sided trailers (&gt;3.0m height).</w:t>
+        <w:t>[RULE-W-CHE-02] FORCE MAJEURE &amp; SLA ADJUDICATION (CLAUSE 4.2):</w:t>
         <w:br/>
-        <w:t>• Carrier Routing Directive: Suspend high-cube trailer routing over coastal bridges and elevated expressways; mandate low-profile rigid trucks.</w:t>
+        <w:t xml:space="preserve">  Weather conditions exceeding official alert thresholds qualify as IMD-recognized Severe Meteorological Events. Carrier delay penalties ($500/day -&gt; $0.00) are waived upon submission of verified telematics logs.</w:t>
+      </w:r>
+    </w:p>
+    <w:p>
+      <w:r>
+        <w:t>[RULE-W-CHE-03] COLD-CHAIN &amp; MOISTURE INTEGRITY PROTOCOL:</w:t>
         <w:br/>
-        <w:t>• Force Majeure Eligibility: Delays resulting from official IMD (India Meteorological Department) gale warnings qualify for Section 4.2 Force Majeure relief upon submission of toll camera timestamp logs.</w:t>
+        <w:t xml:space="preserve">  Ambient temperature &gt;40.0°C exceeding 4.0 hours without active reefer logging mandates HPLC stability assay and 20% shelf-life reduction (QA Policy 2024-03). Carton moisture &gt;12% mandates 100% rejection.</w:t>
+      </w:r>
+    </w:p>
+    <w:p>
+      <w:r>
+        <w:t>[RULE-W-CHE-04] DYNAMIC ETA BUFFER &amp; REDELIVERY FEE WAIVER:</w:t>
+        <w:br/>
+        <w:t xml:space="preserve">  Automatically inject a +4.0h to +8.0h dynamic safety buffer into predicted arrival time (PDD). If delay pushes arrival past clinic closing time (17:00), reschedule to 09:00 next business day with $150 redelivery fee waiver.</w:t>
       </w:r>
     </w:p>
     <w:p>
@@ -140,60 +268,27 @@
         <w:pStyle w:val="Heading1"/>
       </w:pPr>
       <w:r>
-        <w:t>Automated Copilot Actions</w:t>
+        <w:t>4. COPILOT DETERMINISTIC ACTION CHECKLIST</w:t>
       </w:r>
     </w:p>
     <w:p>
       <w:r>
-        <w:t>When severe weather is detected, the Copilot automatically:</w:t>
+        <w:t>[x] Step 1: Query live weather telemetry in Chennai against alert thresholds (Temp &gt;40°C, Wind &gt;15m/s, Rain &gt;20mm/h).</w:t>
       </w:r>
     </w:p>
     <w:p>
-      <w:pPr>
-        <w:pStyle w:val="ListBullet"/>
-      </w:pPr>
       <w:r>
-        <w:t>1. Cross-references carrier location with weather alert zone</w:t>
+        <w:t>[x] Step 2: Cross-reference active SAP linehauls (sap_vttk) entering Chennai and check carrier equipment profile.</w:t>
       </w:r>
     </w:p>
     <w:p>
-      <w:pPr>
-        <w:pStyle w:val="ListBullet"/>
-      </w:pPr>
       <w:r>
-        <w:t>2. Calculates delay probability and revised ETA</w:t>
+        <w:t>[x] Step 3: Apply [RULE-W-CHE-02] Force Majeure relief to waive SLA penalties if alert conditions verified.</w:t>
       </w:r>
     </w:p>
     <w:p>
-      <w:pPr>
-        <w:pStyle w:val="ListBullet"/>
-      </w:pPr>
       <w:r>
-        <w:t>3. Retrieves applicable Force Majeure clauses from vendor contracts</w:t>
-      </w:r>
-    </w:p>
-    <w:p>
-      <w:pPr>
-        <w:pStyle w:val="ListBullet"/>
-      </w:pPr>
-      <w:r>
-        <w:t>4. Assesses QA inspection requirements based on cargo type and delay duration</w:t>
-      </w:r>
-    </w:p>
-    <w:p>
-      <w:pPr>
-        <w:pStyle w:val="ListBullet"/>
-      </w:pPr>
-      <w:r>
-        <w:t>5. Notifies logistics planners via MS Teams with recommended mitigation</w:t>
-      </w:r>
-    </w:p>
-    <w:p>
-      <w:pPr>
-        <w:pStyle w:val="ListBullet"/>
-      </w:pPr>
-      <w:r>
-        <w:t>6. Updates SAP delivery date (VDATU) if delay confirmed</w:t>
+        <w:t>[x] Step 4: Dispatch automated Actionable Adaptive Card to Regional Logistics Director for approvals exceeding $500.</w:t>
       </w:r>
     </w:p>
     <w:sectPr>

--- a/india_monitor_data/rag/documents/Weather_Policies/Chennai_Weather_Protocol.docx
+++ b/india_monitor_data/rag/documents/Weather_Policies/Chennai_Weather_Protocol.docx
@@ -15,7 +15,7 @@
       <w:r>
         <w:t>Monitored Logistics Hub: Chennai Commercial Logistics Corridor</w:t>
         <w:br/>
-        <w:t>Generated: 2026-08-31 20:57:29 | Total Telemetry Events Analyzed: 2</w:t>
+        <w:t>Generated: 2026-09-02 22:53:44 | Total Telemetry Events Analyzed: 2</w:t>
         <w:br/>
         <w:t>Observed Telemetry Extremes: Peak Temp: 35.0°C | Peak Wind: 16.1 m/s | Peak Rain: 0.0 mm/h | Min Visibility: 10.00 km</w:t>
       </w:r>

--- a/india_monitor_data/rag/documents/Weather_Policies/Chennai_Weather_Protocol.docx
+++ b/india_monitor_data/rag/documents/Weather_Policies/Chennai_Weather_Protocol.docx
@@ -15,7 +15,7 @@
       <w:r>
         <w:t>Monitored Logistics Hub: Chennai Commercial Logistics Corridor</w:t>
         <w:br/>
-        <w:t>Generated: 2026-09-02 22:53:44 | Total Telemetry Events Analyzed: 2</w:t>
+        <w:t>Generated: 2026-09-08 14:22:28 | Total Telemetry Events Analyzed: 2</w:t>
         <w:br/>
         <w:t>Observed Telemetry Extremes: Peak Temp: 35.0°C | Peak Wind: 16.1 m/s | Peak Rain: 0.0 mm/h | Min Visibility: 10.00 km</w:t>
       </w:r>

--- a/india_monitor_data/rag/documents/Weather_Policies/Chennai_Weather_Protocol.docx
+++ b/india_monitor_data/rag/documents/Weather_Policies/Chennai_Weather_Protocol.docx
@@ -15,7 +15,7 @@
       <w:r>
         <w:t>Monitored Logistics Hub: Chennai Commercial Logistics Corridor</w:t>
         <w:br/>
-        <w:t>Generated: 2026-09-08 14:22:28 | Total Telemetry Events Analyzed: 2</w:t>
+        <w:t>Generated: 2026-09-09 16:49:43 | Total Telemetry Events Analyzed: 2</w:t>
         <w:br/>
         <w:t>Observed Telemetry Extremes: Peak Temp: 35.0°C | Peak Wind: 16.1 m/s | Peak Rain: 0.0 mm/h | Min Visibility: 10.00 km</w:t>
       </w:r>
